--- a/docs/research/mvp/output/docs/docx/12_mermaid_diagrams.docx
+++ b/docs/research/mvp/output/docs/docx/12_mermaid_diagrams.docx
@@ -2,15 +2,7 @@
 <file path=word/document.xml><?xml version="1.0" encoding="utf-8"?>
 <w:document xmlns:w="http://schemas.openxmlformats.org/wordprocessingml/2006/main" xmlns:m="http://schemas.openxmlformats.org/officeDocument/2006/math" xmlns:r="http://schemas.openxmlformats.org/officeDocument/2006/relationships" xmlns:o="urn:schemas-microsoft-com:office:office" xmlns:v="urn:schemas-microsoft-com:vml" xmlns:w10="urn:schemas-microsoft-com:office:word" xmlns:a="http://schemas.openxmlformats.org/drawingml/2006/main" xmlns:pic="http://schemas.openxmlformats.org/drawingml/2006/picture" xmlns:wp="http://schemas.openxmlformats.org/drawingml/2006/wordprocessingDrawing">
   <w:body>
-    <w:p>
-      <w:pPr>
-        <w:pStyle w:val="Title"/>
-      </w:pPr>
-      <w:r>
-        <w:t xml:space="preserve">HelixTerminator — 12_mermaid_diagrams</w:t>
-      </w:r>
-    </w:p>
-    <w:bookmarkStart w:id="40" w:name="Xbb0a0b556365683ffee0eec13400bf404037bb2"/>
+    <w:bookmarkStart w:id="40" w:name="X72f48201a21bb23efa8a3e469965b00cd34c15c"/>
     <w:p>
       <w:pPr>
         <w:pStyle w:val="Heading1"/>
@@ -1193,7 +1185,7 @@
       </w:r>
     </w:p>
     <w:bookmarkEnd w:id="9"/>
-    <w:bookmarkStart w:id="10" w:name="Xa38ab2836ee80f1cc5d426b0641445c1033c692"/>
+    <w:bookmarkStart w:id="10" w:name="high-level-system-context-c4-level-1"/>
     <w:p>
       <w:pPr>
         <w:pStyle w:val="Heading2"/>
@@ -1535,7 +1527,7 @@
       </w:r>
     </w:p>
     <w:bookmarkEnd w:id="10"/>
-    <w:bookmarkStart w:id="11" w:name="X69c6e0b31ea667b947cee0c6db8d31668f7f22d"/>
+    <w:bookmarkStart w:id="11" w:name="container-diagram-c4-level-2"/>
     <w:p>
       <w:pPr>
         <w:pStyle w:val="Heading2"/>
@@ -2037,7 +2029,7 @@
         <w:rPr>
           <w:rStyle w:val="VerbatimChar"/>
         </w:rPr>
-        <w:t xml:space="preserve">        PG[("PostgreSQL 16\nPrimary DB\n:5432")]</w:t>
+        <w:t xml:space="preserve">        PG[("PostgreSQL 17.2\nPrimary DB\n:5432")]</w:t>
       </w:r>
       <w:r>
         <w:br/>
@@ -2300,7 +2292,7 @@
       </w:r>
     </w:p>
     <w:bookmarkEnd w:id="11"/>
-    <w:bookmarkStart w:id="12" w:name="Xb0f7b1339cfe8fb0cb26fec07f74b12f0fa156c"/>
+    <w:bookmarkStart w:id="12" w:name="X52b31f8d60f56a036896ae4c1a009bbc2cb60b4"/>
     <w:p>
       <w:pPr>
         <w:pStyle w:val="Heading2"/>
@@ -2619,7 +2611,7 @@
         <w:rPr>
           <w:rStyle w:val="VerbatimChar"/>
         </w:rPr>
-        <w:t xml:space="preserve">        P1["API Gateway\n:8000\nRoute · Rate-limit · Auth MW"]</w:t>
+        <w:t xml:space="preserve">        P1["API Gateway\n:8080\nRoute · Rate-limit · Auth MW"]</w:t>
       </w:r>
       <w:r>
         <w:br/>
@@ -3050,7 +3042,7 @@
       </w:r>
     </w:p>
     <w:bookmarkEnd w:id="12"/>
-    <w:bookmarkStart w:id="13" w:name="Xc901c87bbd093c2f93ed4a6d7f204bc0af6501c"/>
+    <w:bookmarkStart w:id="13" w:name="kafka-topic-flow-diagram"/>
     <w:p>
       <w:pPr>
         <w:pStyle w:val="Heading2"/>
@@ -3734,7 +3726,7 @@
       </w:r>
     </w:p>
     <w:bookmarkEnd w:id="13"/>
-    <w:bookmarkStart w:id="14" w:name="X277ccf874fece7da606a692a3895880f36d2b07"/>
+    <w:bookmarkStart w:id="14" w:name="rabbitmq-exchangequeue-flow"/>
     <w:p>
       <w:pPr>
         <w:pStyle w:val="Heading2"/>
@@ -4472,7 +4464,7 @@
       </w:r>
     </w:p>
     <w:bookmarkEnd w:id="14"/>
-    <w:bookmarkStart w:id="15" w:name="X64be6dd5ad9b3357f1fe0b2b4b493018f26c267"/>
+    <w:bookmarkStart w:id="15" w:name="ssh-connection-establishment"/>
     <w:p>
       <w:pPr>
         <w:pStyle w:val="Heading2"/>
@@ -4967,7 +4959,7 @@
       </w:r>
     </w:p>
     <w:bookmarkEnd w:id="15"/>
-    <w:bookmarkStart w:id="16" w:name="Xd5059fedd81c16c8c2bb03a7e4ae8aa9873140a"/>
+    <w:bookmarkStart w:id="16" w:name="user-login-with-mfa"/>
     <w:p>
       <w:pPr>
         <w:pStyle w:val="Heading2"/>
@@ -5477,7 +5469,7 @@
       </w:r>
     </w:p>
     <w:bookmarkEnd w:id="16"/>
-    <w:bookmarkStart w:id="17" w:name="Xacb8a960852ec6998ad51b27601015176a30119"/>
+    <w:bookmarkStart w:id="17" w:name="vault-sync-flow"/>
     <w:p>
       <w:pPr>
         <w:pStyle w:val="Heading2"/>
@@ -5942,7 +5934,7 @@
       </w:r>
     </w:p>
     <w:bookmarkEnd w:id="17"/>
-    <w:bookmarkStart w:id="18" w:name="X9bf1cc179e402b15611a98e5b96a7ba711c4d18"/>
+    <w:bookmarkStart w:id="18" w:name="sftp-file-transfer"/>
     <w:p>
       <w:pPr>
         <w:pStyle w:val="Heading2"/>
@@ -6446,7 +6438,7 @@
       </w:r>
     </w:p>
     <w:bookmarkEnd w:id="18"/>
-    <w:bookmarkStart w:id="19" w:name="Xc7bb90892e8750773f0abd69c6e4c1da3ace632"/>
+    <w:bookmarkStart w:id="19" w:name="real-time-collaboration-terminal-sharing"/>
     <w:p>
       <w:pPr>
         <w:pStyle w:val="Heading2"/>
@@ -6944,7 +6936,7 @@
       </w:r>
     </w:p>
     <w:bookmarkEnd w:id="19"/>
-    <w:bookmarkStart w:id="20" w:name="X7fae6d45bf50bad2e0a5b36efc86b1443b72b35"/>
+    <w:bookmarkStart w:id="20" w:name="certificate-issuance-ssh-cert-ca"/>
     <w:p>
       <w:pPr>
         <w:pStyle w:val="Heading2"/>
@@ -7310,7 +7302,7 @@
       </w:r>
     </w:p>
     <w:bookmarkEnd w:id="20"/>
-    <w:bookmarkStart w:id="21" w:name="Xdbb5b9db2a79d4963166430f854df6b7cb8c45f"/>
+    <w:bookmarkStart w:id="21" w:name="vault-encryption-flow"/>
     <w:p>
       <w:pPr>
         <w:pStyle w:val="Heading2"/>
@@ -7727,7 +7719,7 @@
       </w:r>
     </w:p>
     <w:bookmarkEnd w:id="21"/>
-    <w:bookmarkStart w:id="22" w:name="X53d8f7310259d131c3a435dae08b05a2550b8bd"/>
+    <w:bookmarkStart w:id="22" w:name="api-gateway-request-flow"/>
     <w:p>
       <w:pPr>
         <w:pStyle w:val="Heading2"/>
@@ -8318,7 +8310,7 @@
       </w:r>
     </w:p>
     <w:bookmarkEnd w:id="22"/>
-    <w:bookmarkStart w:id="23" w:name="X258650e298cfc1833c653f3e8f478b1772fa8b3"/>
+    <w:bookmarkStart w:id="23" w:name="zero-trust-mtls-flow"/>
     <w:p>
       <w:pPr>
         <w:pStyle w:val="Heading2"/>
@@ -8466,7 +8458,7 @@
         <w:rPr>
           <w:rStyle w:val="VerbatimChar"/>
         </w:rPr>
-        <w:t xml:space="preserve">    SPIRE_SRV--&gt;&gt;SPIRE_A: X.509-SVID {spiffe://helixterm.io/ns/prod/sa/ssh-proxy, cert, key, bundle}</w:t>
+        <w:t xml:space="preserve">    SPIRE_SRV--&gt;&gt;SPIRE_A: X.509-SVID {spiffe://helixterminator.io/ns/prod/sa/ssh-proxy, cert, key, bundle}</w:t>
       </w:r>
       <w:r>
         <w:br/>
@@ -8505,7 +8497,7 @@
         <w:rPr>
           <w:rStyle w:val="VerbatimChar"/>
         </w:rPr>
-        <w:t xml:space="preserve">    SPIRE_SRV--&gt;&gt;SPIRE_B: X.509-SVID {spiffe://helixterm.io/ns/prod/sa/pki-service, cert, key}</w:t>
+        <w:t xml:space="preserve">    SPIRE_SRV--&gt;&gt;SPIRE_B: X.509-SVID {spiffe://helixterminator.io/ns/prod/sa/pki-service, cert, key}</w:t>
       </w:r>
       <w:r>
         <w:br/>
@@ -8684,7 +8676,7 @@
       </w:r>
     </w:p>
     <w:bookmarkEnd w:id="23"/>
-    <w:bookmarkStart w:id="24" w:name="Xbac0ddf5f29f3446aa02a52554002a76d00ab83"/>
+    <w:bookmarkStart w:id="24" w:name="session-recording-flow"/>
     <w:p>
       <w:pPr>
         <w:pStyle w:val="Heading2"/>
@@ -9110,7 +9102,7 @@
       </w:r>
     </w:p>
     <w:bookmarkEnd w:id="24"/>
-    <w:bookmarkStart w:id="25" w:name="Xb78fc036778d58d16ad741f2ebde501611a4bac"/>
+    <w:bookmarkStart w:id="25" w:name="ssh-connection-state-machine"/>
     <w:p>
       <w:pPr>
         <w:pStyle w:val="Heading2"/>
@@ -9602,7 +9594,7 @@
       </w:r>
     </w:p>
     <w:bookmarkEnd w:id="25"/>
-    <w:bookmarkStart w:id="26" w:name="X7b73bec63cc40bbf5932c3135142b67457d3c3d"/>
+    <w:bookmarkStart w:id="26" w:name="vault-state-machine"/>
     <w:p>
       <w:pPr>
         <w:pStyle w:val="Heading2"/>
@@ -10028,7 +10020,7 @@
       </w:r>
     </w:p>
     <w:bookmarkEnd w:id="26"/>
-    <w:bookmarkStart w:id="27" w:name="Xb93c16a7d8af53cdcf908ab69f84440ed760546"/>
+    <w:bookmarkStart w:id="27" w:name="sftp-transfer-state-machine"/>
     <w:p>
       <w:pPr>
         <w:pStyle w:val="Heading2"/>
@@ -10427,7 +10419,7 @@
       </w:r>
     </w:p>
     <w:bookmarkEnd w:id="27"/>
-    <w:bookmarkStart w:id="28" w:name="X361438f2ae71c02c47520973fccef3fdf6b5b0f"/>
+    <w:bookmarkStart w:id="28" w:name="user-authentication-state-machine"/>
     <w:p>
       <w:pPr>
         <w:pStyle w:val="Heading2"/>
@@ -10814,7 +10806,7 @@
       </w:r>
     </w:p>
     <w:bookmarkEnd w:id="28"/>
-    <w:bookmarkStart w:id="29" w:name="Xa03f254b39e2ea635eed37551deb1a40b77ca7b"/>
+    <w:bookmarkStart w:id="29" w:name="service-health-state-machine"/>
     <w:p>
       <w:pPr>
         <w:pStyle w:val="Heading2"/>
@@ -11228,7 +11220,7 @@
       </w:r>
     </w:p>
     <w:bookmarkEnd w:id="29"/>
-    <w:bookmarkStart w:id="30" w:name="X5bb5e4fb7e847a141ee1238f66e2c6703708a9f"/>
+    <w:bookmarkStart w:id="30" w:name="core-data-model-er-diagram"/>
     <w:p>
       <w:pPr>
         <w:pStyle w:val="Heading2"/>
@@ -13094,7 +13086,7 @@
       </w:r>
     </w:p>
     <w:bookmarkEnd w:id="30"/>
-    <w:bookmarkStart w:id="31" w:name="X874f763634f76db240a3b97335fc5d71d43b5de"/>
+    <w:bookmarkStart w:id="31" w:name="auth-domain-er-diagram"/>
     <w:p>
       <w:pPr>
         <w:pStyle w:val="Heading2"/>
@@ -14408,7 +14400,7 @@
       </w:r>
     </w:p>
     <w:bookmarkEnd w:id="31"/>
-    <w:bookmarkStart w:id="32" w:name="X827d3323c7e31c696a690eb85812571e5101831"/>
+    <w:bookmarkStart w:id="32" w:name="sshterminal-domain-er-diagram"/>
     <w:p>
       <w:pPr>
         <w:pStyle w:val="Heading2"/>
@@ -15542,7 +15534,7 @@
       </w:r>
     </w:p>
     <w:bookmarkEnd w:id="32"/>
-    <w:bookmarkStart w:id="33" w:name="Xfcd538f601f1db46d8bc37746b6ae9d460538fa"/>
+    <w:bookmarkStart w:id="33" w:name="go-service-interface-hierarchy"/>
     <w:p>
       <w:pPr>
         <w:pStyle w:val="Heading2"/>
@@ -16739,7 +16731,7 @@
       </w:r>
     </w:p>
     <w:bookmarkEnd w:id="33"/>
-    <w:bookmarkStart w:id="34" w:name="Xa4b64e00bd2a3b817e08120e4f74008fb27e0e9"/>
+    <w:bookmarkStart w:id="34" w:name="flutter-bloc-architecture"/>
     <w:p>
       <w:pPr>
         <w:pStyle w:val="Heading2"/>
@@ -18248,7 +18240,7 @@
       </w:r>
     </w:p>
     <w:bookmarkEnd w:id="34"/>
-    <w:bookmarkStart w:id="35" w:name="X5c6d861497ef47c06ebdd601643b7074ac5b302"/>
+    <w:bookmarkStart w:id="35" w:name="kubernetes-cluster-layout"/>
     <w:p>
       <w:pPr>
         <w:pStyle w:val="Heading2"/>
@@ -18339,7 +18331,7 @@
         <w:rPr>
           <w:rStyle w:val="VerbatimChar"/>
         </w:rPr>
-        <w:t xml:space="preserve">    subgraph CLUSTER["Kubernetes Cluster (EKS v1.30)"]</w:t>
+        <w:t xml:space="preserve">    subgraph CLUSTER["Kubernetes Cluster (EKS v1.31)"]</w:t>
       </w:r>
       <w:r>
         <w:br/>
@@ -19016,7 +19008,7 @@
       </w:r>
     </w:p>
     <w:bookmarkEnd w:id="35"/>
-    <w:bookmarkStart w:id="36" w:name="X45f069f6ac94cc332908965830511b34999b012"/>
+    <w:bookmarkStart w:id="36" w:name="network-architecture"/>
     <w:p>
       <w:pPr>
         <w:pStyle w:val="Heading2"/>
@@ -19248,7 +19240,7 @@
         <w:rPr>
           <w:rStyle w:val="VerbatimChar"/>
         </w:rPr>
-        <w:t xml:space="preserve">        API_GW["API Gateway\n:8000"]</w:t>
+        <w:t xml:space="preserve">        API_GW["API Gateway\n:8080"]</w:t>
       </w:r>
       <w:r>
         <w:br/>
@@ -19781,7 +19773,7 @@
       </w:r>
     </w:p>
     <w:bookmarkEnd w:id="36"/>
-    <w:bookmarkStart w:id="37" w:name="Xb9fe1f66424c7a77d18a947355ed3df0e4785f5"/>
+    <w:bookmarkStart w:id="37" w:name="multi-region-deployment"/>
     <w:p>
       <w:pPr>
         <w:pStyle w:val="Heading2"/>
@@ -19795,7 +19787,7 @@
         <w:pStyle w:val="FirstParagraph"/>
       </w:pPr>
       <w:r>
-        <w:t xml:space="preserve">Primary (eu-west-1) and disaster recovery (us-east-1) regions with replication, failover, and traffic routing.</w:t>
+        <w:t xml:space="preserve">Primary (us-east-1) and disaster recovery (eu-west-1) regions with replication, failover, and traffic routing.</w:t>
       </w:r>
     </w:p>
     <w:p>
@@ -19935,28 +19927,28 @@
         <w:rPr>
           <w:rStyle w:val="VerbatimChar"/>
         </w:rPr>
-        <w:t xml:space="preserve">    subgraph PRIMARY["Primary Region: eu-west-1 (Ireland) — ACTIVE"]</w:t>
-      </w:r>
-      <w:r>
-        <w:br/>
-      </w:r>
-      <w:r>
-        <w:rPr>
-          <w:rStyle w:val="VerbatimChar"/>
-        </w:rPr>
-        <w:t xml:space="preserve">        PRIMARY_LB["ALB (eu-west-1)\nhelixterm.io → :443"]</w:t>
-      </w:r>
-      <w:r>
-        <w:br/>
-      </w:r>
-      <w:r>
-        <w:br/>
-      </w:r>
-      <w:r>
-        <w:rPr>
-          <w:rStyle w:val="VerbatimChar"/>
-        </w:rPr>
-        <w:t xml:space="preserve">        subgraph AZ1["AZ: eu-west-1a"]</w:t>
+        <w:t xml:space="preserve">    subgraph PRIMARY["Primary Region: us-east-1 (N. Virginia) — ACTIVE"]</w:t>
+      </w:r>
+      <w:r>
+        <w:br/>
+      </w:r>
+      <w:r>
+        <w:rPr>
+          <w:rStyle w:val="VerbatimChar"/>
+        </w:rPr>
+        <w:t xml:space="preserve">        PRIMARY_LB["ALB (us-east-1)\nhelixterminator.io → :443"]</w:t>
+      </w:r>
+      <w:r>
+        <w:br/>
+      </w:r>
+      <w:r>
+        <w:br/>
+      </w:r>
+      <w:r>
+        <w:rPr>
+          <w:rStyle w:val="VerbatimChar"/>
+        </w:rPr>
+        <w:t xml:space="preserve">        subgraph AZ1["AZ: us-east-1a"]</w:t>
       </w:r>
       <w:r>
         <w:br/>
@@ -19995,7 +19987,7 @@
         <w:rPr>
           <w:rStyle w:val="VerbatimChar"/>
         </w:rPr>
-        <w:t xml:space="preserve">        subgraph AZ2["AZ: eu-west-1b"]</w:t>
+        <w:t xml:space="preserve">        subgraph AZ2["AZ: us-east-1b"]</w:t>
       </w:r>
       <w:r>
         <w:br/>
@@ -20034,7 +20026,7 @@
         <w:rPr>
           <w:rStyle w:val="VerbatimChar"/>
         </w:rPr>
-        <w:t xml:space="preserve">        subgraph AZ3["AZ: eu-west-1c"]</w:t>
+        <w:t xml:space="preserve">        subgraph AZ3["AZ: us-east-1c"]</w:t>
       </w:r>
       <w:r>
         <w:br/>
@@ -20130,7 +20122,7 @@
         <w:rPr>
           <w:rStyle w:val="VerbatimChar"/>
         </w:rPr>
-        <w:t xml:space="preserve">        P_S3["S3 Bucket (eu-west-1)\nCross-region replication ON"]</w:t>
+        <w:t xml:space="preserve">        P_S3["S3 Bucket (us-east-1)\nCross-region replication ON"]</w:t>
       </w:r>
       <w:r>
         <w:br/>
@@ -20151,28 +20143,28 @@
         <w:rPr>
           <w:rStyle w:val="VerbatimChar"/>
         </w:rPr>
-        <w:t xml:space="preserve">    subgraph DR["DR Region: us-east-1 (N. Virginia) — STANDBY"]</w:t>
-      </w:r>
-      <w:r>
-        <w:br/>
-      </w:r>
-      <w:r>
-        <w:rPr>
-          <w:rStyle w:val="VerbatimChar"/>
-        </w:rPr>
-        <w:t xml:space="preserve">        DR_LB["ALB (us-east-1)\ndr.helixterm.io → :443\n(traffic off in normal operation)"]</w:t>
-      </w:r>
-      <w:r>
-        <w:br/>
-      </w:r>
-      <w:r>
-        <w:br/>
-      </w:r>
-      <w:r>
-        <w:rPr>
-          <w:rStyle w:val="VerbatimChar"/>
-        </w:rPr>
-        <w:t xml:space="preserve">        subgraph DR_AZ1["AZ: us-east-1a"]</w:t>
+        <w:t xml:space="preserve">    subgraph DR["DR Region: eu-west-1 (Ireland) — STANDBY"]</w:t>
+      </w:r>
+      <w:r>
+        <w:br/>
+      </w:r>
+      <w:r>
+        <w:rPr>
+          <w:rStyle w:val="VerbatimChar"/>
+        </w:rPr>
+        <w:t xml:space="preserve">        DR_LB["ALB (eu-west-1)\ndr.helixterminator.io → :443\n(traffic off in normal operation)"]</w:t>
+      </w:r>
+      <w:r>
+        <w:br/>
+      </w:r>
+      <w:r>
+        <w:br/>
+      </w:r>
+      <w:r>
+        <w:rPr>
+          <w:rStyle w:val="VerbatimChar"/>
+        </w:rPr>
+        <w:t xml:space="preserve">        subgraph DR_AZ1["AZ: eu-west-1a"]</w:t>
       </w:r>
       <w:r>
         <w:br/>
@@ -20211,7 +20203,7 @@
         <w:rPr>
           <w:rStyle w:val="VerbatimChar"/>
         </w:rPr>
-        <w:t xml:space="preserve">        subgraph DR_AZ2["AZ: us-east-1b"]</w:t>
+        <w:t xml:space="preserve">        subgraph DR_AZ2["AZ: eu-west-1b"]</w:t>
       </w:r>
       <w:r>
         <w:br/>
@@ -20298,7 +20290,7 @@
         <w:rPr>
           <w:rStyle w:val="VerbatimChar"/>
         </w:rPr>
-        <w:t xml:space="preserve">        DR_S3["S3 Bucket (us-east-1)\nCross-region replica\n(replication lag &lt; 15 min)"]</w:t>
+        <w:t xml:space="preserve">        DR_S3["S3 Bucket (eu-west-1)\nCross-region replica\n(replication lag &lt; 15 min)"]</w:t>
       </w:r>
       <w:r>
         <w:br/>
@@ -20328,7 +20320,7 @@
         <w:rPr>
           <w:rStyle w:val="VerbatimChar"/>
         </w:rPr>
-        <w:t xml:space="preserve">        GLOBAL_CF_CERTS["AWS Certificate Manager\nWildcard TLS certs\n*.helixterm.io"]</w:t>
+        <w:t xml:space="preserve">        GLOBAL_CF_CERTS["AWS Certificate Manager\nWildcard TLS certs\n*.helixterminator.io"]</w:t>
       </w:r>
       <w:r>
         <w:br/>
@@ -20597,7 +20589,7 @@
       </w:r>
     </w:p>
     <w:bookmarkEnd w:id="37"/>
-    <w:bookmarkStart w:id="38" w:name="Xd793106a7f434876f3943d9cde70f3f4b251bd2"/>
+    <w:bookmarkStart w:id="38" w:name="development-phase-plan-gantt"/>
     <w:p>
       <w:pPr>
         <w:pStyle w:val="Heading2"/>
@@ -21116,7 +21108,7 @@
       </w:r>
     </w:p>
     <w:bookmarkEnd w:id="38"/>
-    <w:bookmarkStart w:id="39" w:name="X4c261de6f4f45e43ca50852637cb9990576c285"/>
+    <w:bookmarkStart w:id="39" w:name="cicd-pipeline-flow"/>
     <w:p>
       <w:pPr>
         <w:pStyle w:val="Heading2"/>
@@ -21498,7 +21490,7 @@
         <w:rPr>
           <w:rStyle w:val="VerbatimChar"/>
         </w:rPr>
-        <w:t xml:space="preserve">        DEPLOY_PRIMARY["Deploy Primary\neu-west-1\n• helm upgrade\n• Rolling (1 pod at a time)"]</w:t>
+        <w:t xml:space="preserve">        DEPLOY_PRIMARY["Deploy Primary\nus-east-1\n• helm upgrade\n• Rolling (1 pod at a time)"]</w:t>
       </w:r>
       <w:r>
         <w:br/>
@@ -21516,7 +21508,7 @@
         <w:rPr>
           <w:rStyle w:val="VerbatimChar"/>
         </w:rPr>
-        <w:t xml:space="preserve">        DEPLOY_DR["Deploy DR\nus-east-1\n• 10 min after primary\n• Verify replication"]</w:t>
+        <w:t xml:space="preserve">        DEPLOY_DR["Deploy DR\neu-west-1\n• 10 min after primary\n• Verify replication"]</w:t>
       </w:r>
       <w:r>
         <w:br/>
@@ -22126,10 +22118,10 @@
   <w:docDefaults>
     <w:rPrDefault>
       <w:rPr>
-        <w:rFonts w:asciiTheme="minorHAnsi" w:cstheme="minorBidi" w:eastAsiaTheme="minorHAnsi" w:hAnsiTheme="minorHAnsi"/>
+        <w:rFonts w:asciiTheme="minorHAnsi" w:cstheme="minorBidi" w:eastAsiaTheme="minorEastAsia" w:hAnsiTheme="minorHAnsi"/>
         <w:sz w:val="24"/>
         <w:szCs w:val="24"/>
-        <w:lang w:bidi="ar-SA" w:eastAsia="en-US" w:val="en-US"/>
+        <w:lang w:bidi="ar-SA" w:eastAsia="zh-CN" w:val="en-US"/>
       </w:rPr>
     </w:rPrDefault>
     <w:pPrDefault>
@@ -22670,13 +22662,6 @@
       </w:tblCellMar>
     </w:tblPr>
     <w:tblStylePr w:type="firstRow">
-      <w:tblPr>
-        <w:jc w:val="left"/>
-        <w:tblInd w:type="dxa" w:w="0"/>
-      </w:tblPr>
-      <w:trPr>
-        <w:jc w:val="left"/>
-      </w:trPr>
       <w:tcPr>
         <w:tcBorders>
           <w:bottom w:val="single"/>
